--- a/informes-growth/krystal-2026-10-14/Krystal Biotech - growth - 2026-10-14.docx
+++ b/informes-growth/krystal-2026-10-14/Krystal Biotech - growth - 2026-10-14.docx
@@ -2942,7 +2942,7 @@
         <w:t xml:space="preserve"> </w:t>
       </w:r>
       <w:r>
-        <w:t xml:space="preserve">(~20 %): Nu +19 %, Axon +36 %, Shopify +18 %, Snowflake +13 % y Samsara +15 % (al precio actual con v11). Liquidez de ≈27 EUR: solo cabe sustituir. Alphabet se vende mañana y no cuenta como exposición a la IA de la cartera; Krystal no tiene relación con la IA.</w:t>
+        <w:t xml:space="preserve">(~20 %): Nu +19 %, Axon +36 %, Shopify +18 %, Snowflake +13 % y Samsara +15 % (al precio actual con v11). Liquidez libre casi nula: solo cabe sustituir. Alphabet se vende mañana y no cuenta como exposición a la IA de la cartera; Krystal no tiene relación con la IA.</w:t>
       </w:r>
     </w:p>
     <w:p>
